--- a/PlantillasActualizadas/CONTRATO_INDIVIDUAL_DE_TRABJO_OBRA_LABOR.docx
+++ b/PlantillasActualizadas/CONTRATO_INDIVIDUAL_DE_TRABJO_OBRA_LABOR.docx
@@ -351,29 +351,14 @@
             <w:pPr>
               <w:rPr>
                 <w:rFonts w:ascii="Arial" w:eastAsia="Arial" w:hAnsi="Arial" w:cs="Arial"/>
-                <w:b/>
-                <w:bCs/>
+                <w:lang w:val="es-MX"/>
               </w:rPr>
             </w:pPr>
             <w:r>
               <w:rPr>
                 <w:rFonts w:ascii="Arial" w:eastAsia="Arial" w:hAnsi="Arial" w:cs="Arial"/>
               </w:rPr>
-              <w:t>{{</w:t>
-            </w:r>
-            <w:proofErr w:type="spellStart"/>
-            <w:r>
-              <w:rPr>
-                <w:rFonts w:ascii="Arial" w:eastAsia="Arial" w:hAnsi="Arial" w:cs="Arial"/>
-              </w:rPr>
-              <w:t>direccion</w:t>
-            </w:r>
-            <w:proofErr w:type="spellEnd"/>
-            <w:r>
-              <w:rPr>
-                <w:rFonts w:ascii="Arial" w:eastAsia="Arial" w:hAnsi="Arial" w:cs="Arial"/>
-              </w:rPr>
-              <w:t>}}</w:t>
+              <w:t>{{direccion}}</w:t>
             </w:r>
           </w:p>
         </w:tc>
@@ -471,21 +456,7 @@
               <w:rPr>
                 <w:rFonts w:ascii="Arial" w:eastAsia="Arial" w:hAnsi="Arial" w:cs="Arial"/>
               </w:rPr>
-              <w:t>{{</w:t>
-            </w:r>
-            <w:proofErr w:type="spellStart"/>
-            <w:r>
-              <w:rPr>
-                <w:rFonts w:ascii="Arial" w:eastAsia="Arial" w:hAnsi="Arial" w:cs="Arial"/>
-              </w:rPr>
-              <w:t>afp</w:t>
-            </w:r>
-            <w:proofErr w:type="spellEnd"/>
-            <w:r>
-              <w:rPr>
-                <w:rFonts w:ascii="Arial" w:eastAsia="Arial" w:hAnsi="Arial" w:cs="Arial"/>
-              </w:rPr>
-              <w:t>}}</w:t>
+              <w:t>{{afp}}</w:t>
             </w:r>
           </w:p>
         </w:tc>
@@ -529,21 +500,7 @@
               <w:rPr>
                 <w:rFonts w:ascii="Arial" w:eastAsia="Arial" w:hAnsi="Arial" w:cs="Arial"/>
               </w:rPr>
-              <w:t>{{</w:t>
-            </w:r>
-            <w:proofErr w:type="spellStart"/>
-            <w:r>
-              <w:rPr>
-                <w:rFonts w:ascii="Arial" w:eastAsia="Arial" w:hAnsi="Arial" w:cs="Arial"/>
-              </w:rPr>
-              <w:t>eps</w:t>
-            </w:r>
-            <w:proofErr w:type="spellEnd"/>
-            <w:r>
-              <w:rPr>
-                <w:rFonts w:ascii="Arial" w:eastAsia="Arial" w:hAnsi="Arial" w:cs="Arial"/>
-              </w:rPr>
-              <w:t>}}</w:t>
+              <w:t>{{eps}}</w:t>
             </w:r>
           </w:p>
         </w:tc>
@@ -587,21 +544,7 @@
               <w:rPr>
                 <w:rFonts w:ascii="Arial" w:eastAsia="Arial" w:hAnsi="Arial" w:cs="Arial"/>
               </w:rPr>
-              <w:t>{{</w:t>
-            </w:r>
-            <w:proofErr w:type="spellStart"/>
-            <w:r>
-              <w:rPr>
-                <w:rFonts w:ascii="Arial" w:eastAsia="Arial" w:hAnsi="Arial" w:cs="Arial"/>
-              </w:rPr>
-              <w:t>arl</w:t>
-            </w:r>
-            <w:proofErr w:type="spellEnd"/>
-            <w:r>
-              <w:rPr>
-                <w:rFonts w:ascii="Arial" w:eastAsia="Arial" w:hAnsi="Arial" w:cs="Arial"/>
-              </w:rPr>
-              <w:t>}}</w:t>
+              <w:t>{{arl}}</w:t>
             </w:r>
           </w:p>
         </w:tc>
@@ -646,21 +589,7 @@
               <w:rPr>
                 <w:rFonts w:ascii="Arial" w:eastAsia="Arial" w:hAnsi="Arial" w:cs="Arial"/>
               </w:rPr>
-              <w:t>{{</w:t>
-            </w:r>
-            <w:proofErr w:type="spellStart"/>
-            <w:r>
-              <w:rPr>
-                <w:rFonts w:ascii="Arial" w:eastAsia="Arial" w:hAnsi="Arial" w:cs="Arial"/>
-              </w:rPr>
-              <w:t>ccf</w:t>
-            </w:r>
-            <w:proofErr w:type="spellEnd"/>
-            <w:r>
-              <w:rPr>
-                <w:rFonts w:ascii="Arial" w:eastAsia="Arial" w:hAnsi="Arial" w:cs="Arial"/>
-              </w:rPr>
-              <w:t>}}</w:t>
+              <w:t>{{ccf}}</w:t>
             </w:r>
           </w:p>
         </w:tc>
@@ -802,26 +731,12 @@
               </w:rPr>
               <w:t>{{</w:t>
             </w:r>
-            <w:proofErr w:type="spellStart"/>
             <w:r>
               <w:rPr>
                 <w:rFonts w:ascii="Arial" w:eastAsia="Arial" w:hAnsi="Arial" w:cs="Arial"/>
               </w:rPr>
-              <w:t>fecha</w:t>
+              <w:t>fecha_suscripcion</w:t>
             </w:r>
-            <w:r>
-              <w:rPr>
-                <w:rFonts w:ascii="Arial" w:eastAsia="Arial" w:hAnsi="Arial" w:cs="Arial"/>
-              </w:rPr>
-              <w:t>_</w:t>
-            </w:r>
-            <w:r>
-              <w:rPr>
-                <w:rFonts w:ascii="Arial" w:eastAsia="Arial" w:hAnsi="Arial" w:cs="Arial"/>
-              </w:rPr>
-              <w:t>suscripcion</w:t>
-            </w:r>
-            <w:proofErr w:type="spellEnd"/>
             <w:r>
               <w:rPr>
                 <w:rFonts w:ascii="Arial" w:eastAsia="Arial" w:hAnsi="Arial" w:cs="Arial"/>
@@ -867,6 +782,7 @@
               <w:jc w:val="both"/>
               <w:rPr>
                 <w:rFonts w:ascii="Arial" w:eastAsia="Arial" w:hAnsi="Arial" w:cs="Arial"/>
+                <w:u w:val="single"/>
               </w:rPr>
             </w:pPr>
             <w:r>
@@ -914,31 +830,24 @@
               <w:jc w:val="both"/>
               <w:rPr>
                 <w:rFonts w:ascii="Arial" w:eastAsia="Arial" w:hAnsi="Arial" w:cs="Arial"/>
+                <w:u w:val="single"/>
               </w:rPr>
             </w:pPr>
             <w:r>
               <w:rPr>
-                <w:rFonts w:ascii="Tahoma" w:eastAsia="Tahoma" w:hAnsi="Tahoma" w:cs="Tahoma"/>
-                <w:sz w:val="22"/>
-                <w:szCs w:val="22"/>
+                <w:rFonts w:ascii="Arial" w:eastAsia="Arial" w:hAnsi="Arial" w:cs="Arial"/>
               </w:rPr>
               <w:t>{{</w:t>
             </w:r>
-            <w:proofErr w:type="spellStart"/>
             <w:r>
               <w:rPr>
-                <w:rFonts w:ascii="Tahoma" w:eastAsia="Tahoma" w:hAnsi="Tahoma" w:cs="Tahoma"/>
-                <w:sz w:val="22"/>
-                <w:szCs w:val="22"/>
+                <w:rFonts w:ascii="Arial" w:eastAsia="Arial" w:hAnsi="Arial" w:cs="Arial"/>
               </w:rPr>
               <w:t>fecha_suscripcion</w:t>
             </w:r>
-            <w:proofErr w:type="spellEnd"/>
             <w:r>
               <w:rPr>
-                <w:rFonts w:ascii="Tahoma" w:eastAsia="Tahoma" w:hAnsi="Tahoma" w:cs="Tahoma"/>
-                <w:sz w:val="22"/>
-                <w:szCs w:val="22"/>
+                <w:rFonts w:ascii="Arial" w:eastAsia="Arial" w:hAnsi="Arial" w:cs="Arial"/>
               </w:rPr>
               <w:t>}}</w:t>
             </w:r>
@@ -1136,19 +1045,11 @@
                 <w:rFonts w:ascii="Arial" w:eastAsia="Arial" w:hAnsi="Arial" w:cs="Arial"/>
               </w:rPr>
             </w:pPr>
-            <w:proofErr w:type="gramStart"/>
             <w:r>
               <w:rPr>
                 <w:rFonts w:ascii="Arial" w:eastAsia="Arial" w:hAnsi="Arial" w:cs="Arial"/>
               </w:rPr>
-              <w:t>total</w:t>
-            </w:r>
-            <w:proofErr w:type="gramEnd"/>
-            <w:r>
-              <w:rPr>
-                <w:rFonts w:ascii="Arial" w:eastAsia="Arial" w:hAnsi="Arial" w:cs="Arial"/>
-              </w:rPr>
-              <w:t xml:space="preserve"> o parcialmente. Esto con independencia de</w:t>
+              <w:t>total o parcialmente. Esto con independencia de</w:t>
             </w:r>
           </w:p>
           <w:p>
@@ -4322,9 +4223,15 @@
           <w:iCs/>
           <w:color w:val="000000"/>
         </w:rPr>
-        <w:t>“</w:t>
-      </w:r>
-      <w:proofErr w:type="spellStart"/>
+        <w:t>“Wallpapers”</w:t>
+      </w:r>
+      <w:r>
+        <w:rPr>
+          <w:rFonts w:ascii="Arial" w:eastAsia="Arial" w:hAnsi="Arial" w:cs="Arial"/>
+          <w:color w:val="000000"/>
+        </w:rPr>
+        <w:t xml:space="preserve"> o protectores de pantalla o </w:t>
+      </w:r>
       <w:r>
         <w:rPr>
           <w:rFonts w:ascii="Arial" w:eastAsia="Arial" w:hAnsi="Arial" w:cs="Arial"/>
@@ -4332,9 +4239,31 @@
           <w:iCs/>
           <w:color w:val="000000"/>
         </w:rPr>
-        <w:t>Wallpapers</w:t>
-      </w:r>
-      <w:proofErr w:type="spellEnd"/>
+        <w:t>“Screen Savers”</w:t>
+      </w:r>
+      <w:r>
+        <w:rPr>
+          <w:rFonts w:ascii="Arial" w:eastAsia="Arial" w:hAnsi="Arial" w:cs="Arial"/>
+          <w:color w:val="000000"/>
+        </w:rPr>
+        <w:t xml:space="preserve"> no autorizados por el </w:t>
+      </w:r>
+      <w:r>
+        <w:rPr>
+          <w:rFonts w:ascii="Arial" w:eastAsia="Arial" w:hAnsi="Arial" w:cs="Arial"/>
+          <w:b/>
+          <w:bCs/>
+          <w:color w:val="000000"/>
+        </w:rPr>
+        <w:t>EMPLEADOR</w:t>
+      </w:r>
+      <w:r>
+        <w:rPr>
+          <w:rFonts w:ascii="Arial" w:eastAsia="Arial" w:hAnsi="Arial" w:cs="Arial"/>
+          <w:color w:val="000000"/>
+        </w:rPr>
+        <w:t>; utilizar el correo electrónico para envío de cartas cadena, o mensajes que contengan dibujos o palabras incorrectas;  exportar o bajar (</w:t>
+      </w:r>
       <w:r>
         <w:rPr>
           <w:rFonts w:ascii="Arial" w:eastAsia="Arial" w:hAnsi="Arial" w:cs="Arial"/>
@@ -4342,98 +4271,8 @@
           <w:iCs/>
           <w:color w:val="000000"/>
         </w:rPr>
-        <w:t>”</w:t>
-      </w:r>
-      <w:r>
-        <w:rPr>
-          <w:rFonts w:ascii="Arial" w:eastAsia="Arial" w:hAnsi="Arial" w:cs="Arial"/>
-          <w:color w:val="000000"/>
-        </w:rPr>
-        <w:t xml:space="preserve"> o protectores de pantalla o </w:t>
-      </w:r>
-      <w:r>
-        <w:rPr>
-          <w:rFonts w:ascii="Arial" w:eastAsia="Arial" w:hAnsi="Arial" w:cs="Arial"/>
-          <w:i/>
-          <w:iCs/>
-          <w:color w:val="000000"/>
-        </w:rPr>
-        <w:t>“</w:t>
-      </w:r>
-      <w:proofErr w:type="spellStart"/>
-      <w:r>
-        <w:rPr>
-          <w:rFonts w:ascii="Arial" w:eastAsia="Arial" w:hAnsi="Arial" w:cs="Arial"/>
-          <w:i/>
-          <w:iCs/>
-          <w:color w:val="000000"/>
-        </w:rPr>
-        <w:t>Screen</w:t>
-      </w:r>
-      <w:proofErr w:type="spellEnd"/>
-      <w:r>
-        <w:rPr>
-          <w:rFonts w:ascii="Arial" w:eastAsia="Arial" w:hAnsi="Arial" w:cs="Arial"/>
-          <w:i/>
-          <w:iCs/>
-          <w:color w:val="000000"/>
-        </w:rPr>
-        <w:t xml:space="preserve"> </w:t>
-      </w:r>
-      <w:proofErr w:type="spellStart"/>
-      <w:r>
-        <w:rPr>
-          <w:rFonts w:ascii="Arial" w:eastAsia="Arial" w:hAnsi="Arial" w:cs="Arial"/>
-          <w:i/>
-          <w:iCs/>
-          <w:color w:val="000000"/>
-        </w:rPr>
-        <w:t>Savers</w:t>
-      </w:r>
-      <w:proofErr w:type="spellEnd"/>
-      <w:r>
-        <w:rPr>
-          <w:rFonts w:ascii="Arial" w:eastAsia="Arial" w:hAnsi="Arial" w:cs="Arial"/>
-          <w:i/>
-          <w:iCs/>
-          <w:color w:val="000000"/>
-        </w:rPr>
-        <w:t>”</w:t>
-      </w:r>
-      <w:r>
-        <w:rPr>
-          <w:rFonts w:ascii="Arial" w:eastAsia="Arial" w:hAnsi="Arial" w:cs="Arial"/>
-          <w:color w:val="000000"/>
-        </w:rPr>
-        <w:t xml:space="preserve"> no autorizados por el </w:t>
-      </w:r>
-      <w:r>
-        <w:rPr>
-          <w:rFonts w:ascii="Arial" w:eastAsia="Arial" w:hAnsi="Arial" w:cs="Arial"/>
-          <w:b/>
-          <w:bCs/>
-          <w:color w:val="000000"/>
-        </w:rPr>
-        <w:t>EMPLEADOR</w:t>
-      </w:r>
-      <w:r>
-        <w:rPr>
-          <w:rFonts w:ascii="Arial" w:eastAsia="Arial" w:hAnsi="Arial" w:cs="Arial"/>
-          <w:color w:val="000000"/>
-        </w:rPr>
-        <w:t>; utilizar el correo electrónico para envío de cartas cadena, o mensajes que contengan dibujos o palabras incorrectas;  exportar o bajar (</w:t>
-      </w:r>
-      <w:proofErr w:type="spellStart"/>
-      <w:r>
-        <w:rPr>
-          <w:rFonts w:ascii="Arial" w:eastAsia="Arial" w:hAnsi="Arial" w:cs="Arial"/>
-          <w:i/>
-          <w:iCs/>
-          <w:color w:val="000000"/>
-        </w:rPr>
         <w:t>download</w:t>
       </w:r>
-      <w:proofErr w:type="spellEnd"/>
       <w:r>
         <w:rPr>
           <w:rFonts w:ascii="Arial" w:eastAsia="Arial" w:hAnsi="Arial" w:cs="Arial"/>
@@ -4503,39 +4342,7 @@
           <w:rFonts w:ascii="Arial" w:eastAsia="Arial" w:hAnsi="Arial" w:cs="Arial"/>
           <w:color w:val="000000"/>
         </w:rPr>
-        <w:t xml:space="preserve"> se obliga a utilizar el servicio de internet, incluido el </w:t>
-      </w:r>
-      <w:proofErr w:type="spellStart"/>
-      <w:r>
-        <w:rPr>
-          <w:rFonts w:ascii="Arial" w:eastAsia="Arial" w:hAnsi="Arial" w:cs="Arial"/>
-          <w:color w:val="000000"/>
-        </w:rPr>
-        <w:t>teams</w:t>
-      </w:r>
-      <w:proofErr w:type="spellEnd"/>
-      <w:r>
-        <w:rPr>
-          <w:rFonts w:ascii="Arial" w:eastAsia="Arial" w:hAnsi="Arial" w:cs="Arial"/>
-          <w:color w:val="000000"/>
-        </w:rPr>
-        <w:t xml:space="preserve">, únicamente </w:t>
-      </w:r>
-      <w:proofErr w:type="gramStart"/>
-      <w:r>
-        <w:rPr>
-          <w:rFonts w:ascii="Arial" w:eastAsia="Arial" w:hAnsi="Arial" w:cs="Arial"/>
-          <w:color w:val="000000"/>
-        </w:rPr>
-        <w:t>en razón del</w:t>
-      </w:r>
-      <w:proofErr w:type="gramEnd"/>
-      <w:r>
-        <w:rPr>
-          <w:rFonts w:ascii="Arial" w:eastAsia="Arial" w:hAnsi="Arial" w:cs="Arial"/>
-          <w:color w:val="000000"/>
-        </w:rPr>
-        <w:t xml:space="preserve"> desempeño de sus funciones. Por lo tanto, no podrá extraer información para terceros o personas diferentes al </w:t>
+        <w:t xml:space="preserve"> se obliga a utilizar el servicio de internet, incluido el teams, únicamente en razón del desempeño de sus funciones. Por lo tanto, no podrá extraer información para terceros o personas diferentes al </w:t>
       </w:r>
       <w:r>
         <w:rPr>
@@ -5008,23 +4815,7 @@
           <w:rFonts w:ascii="Arial" w:eastAsia="Arial" w:hAnsi="Arial" w:cs="Arial"/>
           <w:color w:val="000000"/>
         </w:rPr>
-        <w:t xml:space="preserve"> devengue comisiones o cualquier otra modalidad de salario variable, el ochenta y </w:t>
-      </w:r>
-      <w:proofErr w:type="gramStart"/>
-      <w:r>
-        <w:rPr>
-          <w:rFonts w:ascii="Arial" w:eastAsia="Arial" w:hAnsi="Arial" w:cs="Arial"/>
-          <w:color w:val="000000"/>
-        </w:rPr>
-        <w:t>dos punto</w:t>
-      </w:r>
-      <w:proofErr w:type="gramEnd"/>
-      <w:r>
-        <w:rPr>
-          <w:rFonts w:ascii="Arial" w:eastAsia="Arial" w:hAnsi="Arial" w:cs="Arial"/>
-          <w:color w:val="000000"/>
-        </w:rPr>
-        <w:t xml:space="preserve"> cinco por ciento (82.5%) de dichos ingresos, constituye remuneración ordinaria, y el diecisiete punto cinco por ciento (17.5%) restante está destinado a remunerar el descanso en los días dominicales y festivos de que tratan los capítulos I y II del título VIII del Código Sustantivo del Trabajo.</w:t>
+        <w:t xml:space="preserve"> devengue comisiones o cualquier otra modalidad de salario variable, el ochenta y dos punto cinco por ciento (82.5%) de dichos ingresos, constituye remuneración ordinaria, y el diecisiete punto cinco por ciento (17.5%) restante está destinado a remunerar el descanso en los días dominicales y festivos de que tratan los capítulos I y II del título VIII del Código Sustantivo del Trabajo.</w:t>
       </w:r>
     </w:p>
     <w:p>
@@ -5433,55 +5224,7 @@
           <w:rFonts w:ascii="Arial" w:eastAsia="Arial" w:hAnsi="Arial" w:cs="Arial"/>
           <w:color w:val="000000"/>
         </w:rPr>
-        <w:t xml:space="preserve"> o su familia, (</w:t>
-      </w:r>
-      <w:proofErr w:type="spellStart"/>
-      <w:r>
-        <w:rPr>
-          <w:rFonts w:ascii="Arial" w:eastAsia="Arial" w:hAnsi="Arial" w:cs="Arial"/>
-          <w:color w:val="000000"/>
-        </w:rPr>
-        <w:t>ii</w:t>
-      </w:r>
-      <w:proofErr w:type="spellEnd"/>
-      <w:r>
-        <w:rPr>
-          <w:rFonts w:ascii="Arial" w:eastAsia="Arial" w:hAnsi="Arial" w:cs="Arial"/>
-          <w:color w:val="000000"/>
-        </w:rPr>
-        <w:t>) los auxilios de transporte y movilización, (</w:t>
-      </w:r>
-      <w:proofErr w:type="spellStart"/>
-      <w:r>
-        <w:rPr>
-          <w:rFonts w:ascii="Arial" w:eastAsia="Arial" w:hAnsi="Arial" w:cs="Arial"/>
-          <w:color w:val="000000"/>
-        </w:rPr>
-        <w:t>iii</w:t>
-      </w:r>
-      <w:proofErr w:type="spellEnd"/>
-      <w:r>
-        <w:rPr>
-          <w:rFonts w:ascii="Arial" w:eastAsia="Arial" w:hAnsi="Arial" w:cs="Arial"/>
-          <w:color w:val="000000"/>
-        </w:rPr>
-        <w:t>) las bonificaciones extralegales pagadas de manera ocasional y por mera liberalidad, (</w:t>
-      </w:r>
-      <w:proofErr w:type="spellStart"/>
-      <w:r>
-        <w:rPr>
-          <w:rFonts w:ascii="Arial" w:eastAsia="Arial" w:hAnsi="Arial" w:cs="Arial"/>
-          <w:color w:val="000000"/>
-        </w:rPr>
-        <w:t>iv</w:t>
-      </w:r>
-      <w:proofErr w:type="spellEnd"/>
-      <w:r>
-        <w:rPr>
-          <w:rFonts w:ascii="Arial" w:eastAsia="Arial" w:hAnsi="Arial" w:cs="Arial"/>
-          <w:color w:val="000000"/>
-        </w:rPr>
-        <w:t xml:space="preserve">) los reembolsos por “gastos por relaciones públicas o gastos de representación” que efectúe el (la) </w:t>
+        <w:t xml:space="preserve"> o su familia, (ii) los auxilios de transporte y movilización, (iii) las bonificaciones extralegales pagadas de manera ocasional y por mera liberalidad, (iv) los reembolsos por “gastos por relaciones públicas o gastos de representación” que efectúe el (la) </w:t>
       </w:r>
       <w:r>
         <w:rPr>
@@ -5497,71 +5240,7 @@
           <w:rFonts w:ascii="Arial" w:eastAsia="Arial" w:hAnsi="Arial" w:cs="Arial"/>
           <w:color w:val="000000"/>
         </w:rPr>
-        <w:t>, (v) los pagos de tarjetas de crédito o débito empresariales o individuales, (vi) los pagos a clubes sociales, (</w:t>
-      </w:r>
-      <w:proofErr w:type="spellStart"/>
-      <w:r>
-        <w:rPr>
-          <w:rFonts w:ascii="Arial" w:eastAsia="Arial" w:hAnsi="Arial" w:cs="Arial"/>
-          <w:color w:val="000000"/>
-        </w:rPr>
-        <w:t>vii</w:t>
-      </w:r>
-      <w:proofErr w:type="spellEnd"/>
-      <w:r>
-        <w:rPr>
-          <w:rFonts w:ascii="Arial" w:eastAsia="Arial" w:hAnsi="Arial" w:cs="Arial"/>
-          <w:color w:val="000000"/>
-        </w:rPr>
-        <w:t>) los viáticos permanentes cuando tengan por finalidad proporcionar medios de transporte y gastos de representación, y (</w:t>
-      </w:r>
-      <w:proofErr w:type="spellStart"/>
-      <w:r>
-        <w:rPr>
-          <w:rFonts w:ascii="Arial" w:eastAsia="Arial" w:hAnsi="Arial" w:cs="Arial"/>
-          <w:color w:val="000000"/>
-        </w:rPr>
-        <w:t>viii</w:t>
-      </w:r>
-      <w:proofErr w:type="spellEnd"/>
-      <w:r>
-        <w:rPr>
-          <w:rFonts w:ascii="Arial" w:eastAsia="Arial" w:hAnsi="Arial" w:cs="Arial"/>
-          <w:color w:val="000000"/>
-        </w:rPr>
-        <w:t>) los viáticos accidentales, (</w:t>
-      </w:r>
-      <w:proofErr w:type="spellStart"/>
-      <w:r>
-        <w:rPr>
-          <w:rFonts w:ascii="Arial" w:eastAsia="Arial" w:hAnsi="Arial" w:cs="Arial"/>
-          <w:color w:val="000000"/>
-        </w:rPr>
-        <w:t>ix</w:t>
-      </w:r>
-      <w:proofErr w:type="spellEnd"/>
-      <w:r>
-        <w:rPr>
-          <w:rFonts w:ascii="Arial" w:eastAsia="Arial" w:hAnsi="Arial" w:cs="Arial"/>
-          <w:color w:val="000000"/>
-        </w:rPr>
-        <w:t>) el pago a entidades de medicina prepagada o plan complementario de salud, (x) el pago de los aportes voluntarios a pensiones dentro de planes institucionales aprobados por la Superintendencia Financiera de Colombia, (xi) los beneficios extralegales y (</w:t>
-      </w:r>
-      <w:proofErr w:type="spellStart"/>
-      <w:r>
-        <w:rPr>
-          <w:rFonts w:ascii="Arial" w:eastAsia="Arial" w:hAnsi="Arial" w:cs="Arial"/>
-          <w:color w:val="000000"/>
-        </w:rPr>
-        <w:t>xii</w:t>
-      </w:r>
-      <w:proofErr w:type="spellEnd"/>
-      <w:r>
-        <w:rPr>
-          <w:rFonts w:ascii="Arial" w:eastAsia="Arial" w:hAnsi="Arial" w:cs="Arial"/>
-          <w:color w:val="000000"/>
-        </w:rPr>
-        <w:t>) los premios otorgados por sorteo a los empleados.</w:t>
+        <w:t>, (v) los pagos de tarjetas de crédito o débito empresariales o individuales, (vi) los pagos a clubes sociales, (vii) los viáticos permanentes cuando tengan por finalidad proporcionar medios de transporte y gastos de representación, y (viii) los viáticos accidentales, (ix) el pago a entidades de medicina prepagada o plan complementario de salud, (x) el pago de los aportes voluntarios a pensiones dentro de planes institucionales aprobados por la Superintendencia Financiera de Colombia, (xi) los beneficios extralegales y (xii) los premios otorgados por sorteo a los empleados.</w:t>
       </w:r>
     </w:p>
     <w:p>
@@ -5798,23 +5477,7 @@
           <w:rFonts w:ascii="Arial" w:eastAsia="Arial" w:hAnsi="Arial" w:cs="Arial"/>
           <w:color w:val="000000"/>
         </w:rPr>
-        <w:t xml:space="preserve">podrá prestar sus servicios en jornadas de trabajo flexibles, en virtud de lo contemplado en el artículo 51 de la ley 789 de 2002, por ello no habrá lugar a la </w:t>
-      </w:r>
-      <w:proofErr w:type="spellStart"/>
-      <w:r>
-        <w:rPr>
-          <w:rFonts w:ascii="Arial" w:eastAsia="Arial" w:hAnsi="Arial" w:cs="Arial"/>
-          <w:color w:val="000000"/>
-        </w:rPr>
-        <w:t>causación</w:t>
-      </w:r>
-      <w:proofErr w:type="spellEnd"/>
-      <w:r>
-        <w:rPr>
-          <w:rFonts w:ascii="Arial" w:eastAsia="Arial" w:hAnsi="Arial" w:cs="Arial"/>
-          <w:color w:val="000000"/>
-        </w:rPr>
-        <w:t xml:space="preserve"> de los recargos por trabajo suplementarios.</w:t>
+        <w:t>podrá prestar sus servicios en jornadas de trabajo flexibles, en virtud de lo contemplado en el artículo 51 de la ley 789 de 2002, por ello no habrá lugar a la causación de los recargos por trabajo suplementarios.</w:t>
       </w:r>
     </w:p>
     <w:p>
@@ -8440,35 +8103,7 @@
         <w:rPr>
           <w:rFonts w:ascii="Arial" w:eastAsia="Arial" w:hAnsi="Arial" w:cs="Arial"/>
         </w:rPr>
-        <w:t xml:space="preserve"> para que realice cualquier operación de tratamiento sobre sus datos personales con las siguientes finalidades: (i) envío de correspondencia, email, mensajes de texto con relación a la ejecución de mis funciones laborales, (</w:t>
-      </w:r>
-      <w:proofErr w:type="spellStart"/>
-      <w:r>
-        <w:rPr>
-          <w:rFonts w:ascii="Arial" w:eastAsia="Arial" w:hAnsi="Arial" w:cs="Arial"/>
-        </w:rPr>
-        <w:t>ii</w:t>
-      </w:r>
-      <w:proofErr w:type="spellEnd"/>
-      <w:r>
-        <w:rPr>
-          <w:rFonts w:ascii="Arial" w:eastAsia="Arial" w:hAnsi="Arial" w:cs="Arial"/>
-        </w:rPr>
-        <w:t>) Suministro de información a las autoridades competentes en caso de que estas la requieran (</w:t>
-      </w:r>
-      <w:proofErr w:type="spellStart"/>
-      <w:r>
-        <w:rPr>
-          <w:rFonts w:ascii="Arial" w:eastAsia="Arial" w:hAnsi="Arial" w:cs="Arial"/>
-        </w:rPr>
-        <w:t>iii</w:t>
-      </w:r>
-      <w:proofErr w:type="spellEnd"/>
-      <w:r>
-        <w:rPr>
-          <w:rFonts w:ascii="Arial" w:eastAsia="Arial" w:hAnsi="Arial" w:cs="Arial"/>
-        </w:rPr>
-        <w:t xml:space="preserve">) con el propósito que la información sea almacenada por terceros encargados del </w:t>
+        <w:t xml:space="preserve"> para que realice cualquier operación de tratamiento sobre sus datos personales con las siguientes finalidades: (i) envío de correspondencia, email, mensajes de texto con relación a la ejecución de mis funciones laborales, (ii) Suministro de información a las autoridades competentes en caso de que estas la requieran (iii) con el propósito que la información sea almacenada por terceros encargados del </w:t>
       </w:r>
       <w:r>
         <w:rPr>
@@ -8646,55 +8281,7 @@
           <w:rFonts w:ascii="Arial" w:eastAsia="Arial" w:hAnsi="Arial" w:cs="Arial"/>
           <w:color w:val="000000"/>
         </w:rPr>
-        <w:t xml:space="preserve"> para la aplicación de pruebas de verificación de credibilidad, integridad y honestidad (tales como poligrafía, análisis de estrés de voz VSA y/o </w:t>
-      </w:r>
-      <w:proofErr w:type="spellStart"/>
-      <w:r>
-        <w:rPr>
-          <w:rFonts w:ascii="Arial" w:eastAsia="Arial" w:hAnsi="Arial" w:cs="Arial"/>
-          <w:color w:val="000000"/>
-        </w:rPr>
-        <w:t>oculometría</w:t>
-      </w:r>
-      <w:proofErr w:type="spellEnd"/>
-      <w:r>
-        <w:rPr>
-          <w:rFonts w:ascii="Arial" w:eastAsia="Arial" w:hAnsi="Arial" w:cs="Arial"/>
-          <w:color w:val="000000"/>
-        </w:rPr>
-        <w:t xml:space="preserve"> sistema </w:t>
-      </w:r>
-      <w:proofErr w:type="spellStart"/>
-      <w:r>
-        <w:rPr>
-          <w:rFonts w:ascii="Arial" w:eastAsia="Arial" w:hAnsi="Arial" w:cs="Arial"/>
-          <w:color w:val="000000"/>
-        </w:rPr>
-        <w:t>eye</w:t>
-      </w:r>
-      <w:proofErr w:type="spellEnd"/>
-      <w:r>
-        <w:rPr>
-          <w:rFonts w:ascii="Arial" w:eastAsia="Arial" w:hAnsi="Arial" w:cs="Arial"/>
-          <w:color w:val="000000"/>
-        </w:rPr>
-        <w:t xml:space="preserve"> </w:t>
-      </w:r>
-      <w:proofErr w:type="spellStart"/>
-      <w:r>
-        <w:rPr>
-          <w:rFonts w:ascii="Arial" w:eastAsia="Arial" w:hAnsi="Arial" w:cs="Arial"/>
-          <w:color w:val="000000"/>
-        </w:rPr>
-        <w:t>detect</w:t>
-      </w:r>
-      <w:proofErr w:type="spellEnd"/>
-      <w:r>
-        <w:rPr>
-          <w:rFonts w:ascii="Arial" w:eastAsia="Arial" w:hAnsi="Arial" w:cs="Arial"/>
-          <w:color w:val="000000"/>
-        </w:rPr>
-        <w:t xml:space="preserve">) en </w:t>
+        <w:t xml:space="preserve"> para la aplicación de pruebas de verificación de credibilidad, integridad y honestidad (tales como poligrafía, análisis de estrés de voz VSA y/o oculometría sistema eye detect) en </w:t>
       </w:r>
       <w:r>
         <w:rPr>
